--- a/publication/metadata_templates/methods.docx
+++ b/publication/metadata_templates/methods.docx
@@ -1,6 +1,6 @@
 
 <file path=word/document.xml><?xml version="1.0" encoding="utf-8"?>
-<w:document xmlns:wpc="http://schemas.microsoft.com/office/word/2010/wordprocessingCanvas" xmlns:cx="http://schemas.microsoft.com/office/drawing/2014/chartex" xmlns:cx1="http://schemas.microsoft.com/office/drawing/2015/9/8/chartex" xmlns:cx2="http://schemas.microsoft.com/office/drawing/2015/10/21/chartex" xmlns:cx3="http://schemas.microsoft.com/office/drawing/2016/5/9/chartex" xmlns:cx4="http://schemas.microsoft.com/office/drawing/2016/5/10/chartex" xmlns:cx5="http://schemas.microsoft.com/office/drawing/2016/5/11/chartex" xmlns:cx6="http://schemas.microsoft.com/office/drawing/2016/5/12/chartex" xmlns:cx7="http://schemas.microsoft.com/office/drawing/2016/5/13/chartex" xmlns:cx8="http://schemas.microsoft.com/office/drawing/2016/5/14/chartex" xmlns:mc="http://schemas.openxmlformats.org/markup-compatibility/2006" xmlns:aink="http://schemas.microsoft.com/office/drawing/2016/ink" xmlns:am3d="http://schemas.microsoft.com/office/drawing/2017/model3d" xmlns:o="urn:schemas-microsoft-com:office:office" xmlns:oel="http://schemas.microsoft.com/office/2019/extlst" xmlns:r="http://schemas.openxmlformats.org/officeDocument/2006/relationships" xmlns:m="http://schemas.openxmlformats.org/officeDocument/2006/math" xmlns:v="urn:schemas-microsoft-com:vml" xmlns:wp14="http://schemas.microsoft.com/office/word/2010/wordprocessingDrawing" xmlns:wp="http://schemas.openxmlformats.org/drawingml/2006/wordprocessingDrawing" xmlns:w10="urn:schemas-microsoft-com:office:word" xmlns:w="http://schemas.openxmlformats.org/wordprocessingml/2006/main" xmlns:w14="http://schemas.microsoft.com/office/word/2010/wordml" xmlns:w15="http://schemas.microsoft.com/office/word/2012/wordml" xmlns:w16cex="http://schemas.microsoft.com/office/word/2018/wordml/cex" xmlns:w16cid="http://schemas.microsoft.com/office/word/2016/wordml/cid" xmlns:w16="http://schemas.microsoft.com/office/word/2018/wordml" xmlns:w16du="http://schemas.microsoft.com/office/word/2023/wordml/word16du" xmlns:w16sdtdh="http://schemas.microsoft.com/office/word/2020/wordml/sdtdatahash" xmlns:w16se="http://schemas.microsoft.com/office/word/2015/wordml/symex" xmlns:wpg="http://schemas.microsoft.com/office/word/2010/wordprocessingGroup" xmlns:wpi="http://schemas.microsoft.com/office/word/2010/wordprocessingInk" xmlns:wne="http://schemas.microsoft.com/office/word/2006/wordml" xmlns:wps="http://schemas.microsoft.com/office/word/2010/wordprocessingShape" mc:Ignorable="w14 w15 w16se w16cid w16 w16cex w16sdtdh w16du wp14">
+<w:document xmlns:wpc="http://schemas.microsoft.com/office/word/2010/wordprocessingCanvas" xmlns:cx="http://schemas.microsoft.com/office/drawing/2014/chartex" xmlns:cx1="http://schemas.microsoft.com/office/drawing/2015/9/8/chartex" xmlns:cx2="http://schemas.microsoft.com/office/drawing/2015/10/21/chartex" xmlns:cx3="http://schemas.microsoft.com/office/drawing/2016/5/9/chartex" xmlns:cx4="http://schemas.microsoft.com/office/drawing/2016/5/10/chartex" xmlns:cx5="http://schemas.microsoft.com/office/drawing/2016/5/11/chartex" xmlns:cx6="http://schemas.microsoft.com/office/drawing/2016/5/12/chartex" xmlns:cx7="http://schemas.microsoft.com/office/drawing/2016/5/13/chartex" xmlns:cx8="http://schemas.microsoft.com/office/drawing/2016/5/14/chartex" xmlns:mc="http://schemas.openxmlformats.org/markup-compatibility/2006" xmlns:aink="http://schemas.microsoft.com/office/drawing/2016/ink" xmlns:am3d="http://schemas.microsoft.com/office/drawing/2017/model3d" xmlns:o="urn:schemas-microsoft-com:office:office" xmlns:oel="http://schemas.microsoft.com/office/2019/extlst" xmlns:r="http://schemas.openxmlformats.org/officeDocument/2006/relationships" xmlns:m="http://schemas.openxmlformats.org/officeDocument/2006/math" xmlns:v="urn:schemas-microsoft-com:vml" xmlns:wp14="http://schemas.microsoft.com/office/word/2010/wordprocessingDrawing" xmlns:wp="http://schemas.openxmlformats.org/drawingml/2006/wordprocessingDrawing" xmlns:w10="urn:schemas-microsoft-com:office:word" xmlns:w="http://schemas.openxmlformats.org/wordprocessingml/2006/main" xmlns:w14="http://schemas.microsoft.com/office/word/2010/wordml" xmlns:w15="http://schemas.microsoft.com/office/word/2012/wordml" xmlns:w16cex="http://schemas.microsoft.com/office/word/2018/wordml/cex" xmlns:w16cid="http://schemas.microsoft.com/office/word/2016/wordml/cid" xmlns:w16="http://schemas.microsoft.com/office/word/2018/wordml" xmlns:w16du="http://schemas.microsoft.com/office/word/2023/wordml/word16du" xmlns:w16sdtdh="http://schemas.microsoft.com/office/word/2020/wordml/sdtdatahash" xmlns:w16sdtfl="http://schemas.microsoft.com/office/word/2024/wordml/sdtformatlock" xmlns:w16se="http://schemas.microsoft.com/office/word/2015/wordml/symex" xmlns:wpg="http://schemas.microsoft.com/office/word/2010/wordprocessingGroup" xmlns:wpi="http://schemas.microsoft.com/office/word/2010/wordprocessingInk" xmlns:wne="http://schemas.microsoft.com/office/word/2006/wordml" xmlns:wps="http://schemas.microsoft.com/office/word/2010/wordprocessingShape" mc:Ignorable="w14 w15 w16se w16cid w16 w16cex w16sdtdh w16sdtfl w16du wp14">
   <w:body>
     <w:p>
       <w:pPr>
@@ -62,56 +62,16 @@
           <w:sz w:val="21"/>
           <w:szCs w:val="21"/>
         </w:rPr>
-        <w:t>4</w:t>
-      </w:r>
-      <w:r>
-        <w:rPr>
-          <w:rFonts w:ascii="Helvetica" w:hAnsi="Helvetica" w:cs="Helvetica"/>
-          <w:color w:val="333333"/>
-          <w:sz w:val="21"/>
-          <w:szCs w:val="21"/>
-        </w:rPr>
-        <w:t>) using the ‘</w:t>
-      </w:r>
-      <w:proofErr w:type="spellStart"/>
-      <w:r>
-        <w:rPr>
-          <w:rFonts w:ascii="Helvetica" w:hAnsi="Helvetica" w:cs="Helvetica"/>
-          <w:color w:val="333333"/>
-          <w:sz w:val="21"/>
-          <w:szCs w:val="21"/>
-        </w:rPr>
-        <w:t>tidyverse</w:t>
-      </w:r>
-      <w:proofErr w:type="spellEnd"/>
-      <w:r>
-        <w:rPr>
-          <w:rFonts w:ascii="Helvetica" w:hAnsi="Helvetica" w:cs="Helvetica"/>
-          <w:color w:val="333333"/>
-          <w:sz w:val="21"/>
-          <w:szCs w:val="21"/>
-        </w:rPr>
-        <w:t xml:space="preserve">’ family of packages (Wickham et al. 2019) and packaged into the R package </w:t>
-      </w:r>
-      <w:proofErr w:type="spellStart"/>
-      <w:r>
-        <w:rPr>
-          <w:rFonts w:ascii="Helvetica" w:hAnsi="Helvetica" w:cs="Helvetica"/>
-          <w:color w:val="333333"/>
-          <w:sz w:val="21"/>
-          <w:szCs w:val="21"/>
-        </w:rPr>
-        <w:t>LTMRdata</w:t>
-      </w:r>
-      <w:proofErr w:type="spellEnd"/>
-      <w:r>
-        <w:rPr>
-          <w:rFonts w:ascii="Helvetica" w:hAnsi="Helvetica" w:cs="Helvetica"/>
-          <w:color w:val="333333"/>
-          <w:sz w:val="21"/>
-          <w:szCs w:val="21"/>
-        </w:rPr>
-        <w:t xml:space="preserve"> v2.</w:t>
+        <w:t>6</w:t>
+      </w:r>
+      <w:r>
+        <w:rPr>
+          <w:rFonts w:ascii="Helvetica" w:hAnsi="Helvetica" w:cs="Helvetica"/>
+          <w:color w:val="333333"/>
+          <w:sz w:val="21"/>
+          <w:szCs w:val="21"/>
+        </w:rPr>
+        <w:t>) using the ‘tidyverse’ family of packages (Wickham et al. 2019) and packaged into the R package LTMRdata v2.</w:t>
       </w:r>
       <w:r>
         <w:rPr>
@@ -452,7 +412,25 @@
           <w:sz w:val="21"/>
           <w:szCs w:val="21"/>
         </w:rPr>
-        <w:t xml:space="preserve">, a </w:t>
+        <w:t xml:space="preserve">, </w:t>
+      </w:r>
+      <w:r>
+        <w:rPr>
+          <w:rFonts w:ascii="Helvetica" w:hAnsi="Helvetica" w:cs="Helvetica"/>
+          <w:color w:val="333333"/>
+          <w:sz w:val="21"/>
+          <w:szCs w:val="21"/>
+        </w:rPr>
+        <w:t xml:space="preserve">which is </w:t>
+      </w:r>
+      <w:r>
+        <w:rPr>
+          <w:rFonts w:ascii="Helvetica" w:hAnsi="Helvetica" w:cs="Helvetica"/>
+          <w:color w:val="333333"/>
+          <w:sz w:val="21"/>
+          <w:szCs w:val="21"/>
+        </w:rPr>
+        <w:t xml:space="preserve">a </w:t>
       </w:r>
       <w:r>
         <w:rPr>
@@ -526,25 +504,14 @@
         </w:rPr>
         <w:t xml:space="preserve"> were </w:t>
       </w:r>
-      <w:proofErr w:type="gramStart"/>
-      <w:r>
-        <w:rPr>
-          <w:rFonts w:ascii="Helvetica" w:hAnsi="Helvetica" w:cs="Helvetica"/>
-          <w:color w:val="333333"/>
-          <w:sz w:val="21"/>
-          <w:szCs w:val="21"/>
-        </w:rPr>
-        <w:t>recoded</w:t>
-      </w:r>
-      <w:proofErr w:type="gramEnd"/>
-      <w:r>
-        <w:rPr>
-          <w:rFonts w:ascii="Helvetica" w:hAnsi="Helvetica" w:cs="Helvetica"/>
-          <w:color w:val="333333"/>
-          <w:sz w:val="21"/>
-          <w:szCs w:val="21"/>
-        </w:rPr>
-        <w:t xml:space="preserve"> to 3 AM, but that time may be incorrect and off by </w:t>
+      <w:r>
+        <w:rPr>
+          <w:rFonts w:ascii="Helvetica" w:hAnsi="Helvetica" w:cs="Helvetica"/>
+          <w:color w:val="333333"/>
+          <w:sz w:val="21"/>
+          <w:szCs w:val="21"/>
+        </w:rPr>
+        <w:t xml:space="preserve">recoded to 3 AM, but that time may be incorrect and off by </w:t>
       </w:r>
       <w:r>
         <w:rPr>
@@ -837,56 +804,16 @@
           <w:sz w:val="21"/>
           <w:szCs w:val="21"/>
         </w:rPr>
-        <w:t xml:space="preserve">. Sampling effort was quantified following the methods of the component surveys, as either </w:t>
-      </w:r>
-      <w:proofErr w:type="gramStart"/>
-      <w:r>
-        <w:rPr>
-          <w:rFonts w:ascii="Helvetica" w:hAnsi="Helvetica" w:cs="Helvetica"/>
-          <w:color w:val="333333"/>
-          <w:sz w:val="21"/>
-          <w:szCs w:val="21"/>
-        </w:rPr>
-        <w:t>tow</w:t>
-      </w:r>
-      <w:proofErr w:type="gramEnd"/>
-      <w:r>
-        <w:rPr>
-          <w:rFonts w:ascii="Helvetica" w:hAnsi="Helvetica" w:cs="Helvetica"/>
-          <w:color w:val="333333"/>
-          <w:sz w:val="21"/>
-          <w:szCs w:val="21"/>
-        </w:rPr>
-        <w:t xml:space="preserve"> area (for the otter trawls) or tow volume (for all other gear types). </w:t>
-      </w:r>
-      <w:r>
-        <w:rPr>
-          <w:rFonts w:ascii="Helvetica" w:hAnsi="Helvetica" w:cs="Helvetica"/>
-          <w:color w:val="333333"/>
-          <w:sz w:val="21"/>
-          <w:szCs w:val="21"/>
-        </w:rPr>
-        <w:t xml:space="preserve">The </w:t>
-      </w:r>
-      <w:proofErr w:type="gramStart"/>
-      <w:r>
-        <w:rPr>
-          <w:rFonts w:ascii="Helvetica" w:hAnsi="Helvetica" w:cs="Helvetica"/>
-          <w:color w:val="333333"/>
-          <w:sz w:val="21"/>
-          <w:szCs w:val="21"/>
-        </w:rPr>
-        <w:t>tow</w:t>
-      </w:r>
-      <w:proofErr w:type="gramEnd"/>
-      <w:r>
-        <w:rPr>
-          <w:rFonts w:ascii="Helvetica" w:hAnsi="Helvetica" w:cs="Helvetica"/>
-          <w:color w:val="333333"/>
-          <w:sz w:val="21"/>
-          <w:szCs w:val="21"/>
-        </w:rPr>
-        <w:t xml:space="preserve"> volume values for Salvage represent the daily export volume for the sampled facility. </w:t>
+        <w:t xml:space="preserve">. Sampling effort was quantified following the methods of the component surveys, as either tow area (for the otter trawls) or tow volume (for all other gear types). </w:t>
+      </w:r>
+      <w:r>
+        <w:rPr>
+          <w:rFonts w:ascii="Helvetica" w:hAnsi="Helvetica" w:cs="Helvetica"/>
+          <w:color w:val="333333"/>
+          <w:sz w:val="21"/>
+          <w:szCs w:val="21"/>
+        </w:rPr>
+        <w:t xml:space="preserve">The tow volume values for Salvage represent the daily export volume for the sampled facility. </w:t>
       </w:r>
       <w:r>
         <w:rPr>
@@ -1123,7 +1050,6 @@
         </w:rPr>
         <w:t xml:space="preserve"> = </w:t>
       </w:r>
-      <w:proofErr w:type="gramStart"/>
       <w:r>
         <w:rPr>
           <w:rFonts w:ascii="Helvetica" w:hAnsi="Helvetica" w:cs="Helvetica"/>
@@ -1154,8 +1080,6 @@
         </w:rPr>
         <w:t>(</w:t>
       </w:r>
-      <w:proofErr w:type="spellStart"/>
-      <w:proofErr w:type="gramEnd"/>
       <w:r>
         <w:rPr>
           <w:rFonts w:ascii="Helvetica" w:hAnsi="Helvetica" w:cs="Helvetica"/>
@@ -1178,7 +1102,6 @@
         </w:rPr>
         <w:t>p</w:t>
       </w:r>
-      <w:proofErr w:type="spellEnd"/>
       <w:r>
         <w:rPr>
           <w:rFonts w:ascii="Helvetica" w:hAnsi="Helvetica" w:cs="Helvetica"/>
@@ -1281,7 +1204,6 @@
         </w:rPr>
         <w:t xml:space="preserve"> = the observed count of each species, </w:t>
       </w:r>
-      <w:proofErr w:type="spellStart"/>
       <w:r>
         <w:rPr>
           <w:rFonts w:ascii="Helvetica" w:hAnsi="Helvetica" w:cs="Helvetica"/>
@@ -1304,7 +1226,6 @@
         </w:rPr>
         <w:t>p</w:t>
       </w:r>
-      <w:proofErr w:type="spellEnd"/>
       <w:r>
         <w:rPr>
           <w:rFonts w:ascii="Helvetica" w:hAnsi="Helvetica" w:cs="Helvetica"/>
@@ -1854,27 +1775,7 @@
           <w:sz w:val="21"/>
           <w:szCs w:val="21"/>
         </w:rPr>
-        <w:t xml:space="preserve">Some surveys occasionally subsampled for measurement separately on different groups within a species (generally based on size classes, age, or Salmon races). In these cases, we calculated the adjusted frequencies separately for each group. In the Suisun Study database, these groups were identified with unstandardized comments describing the size or age class. When possible, these comments were converted into a fish size range that could then be </w:t>
-      </w:r>
-      <w:proofErr w:type="gramStart"/>
-      <w:r>
-        <w:rPr>
-          <w:rFonts w:ascii="Helvetica" w:hAnsi="Helvetica" w:cs="Helvetica"/>
-          <w:color w:val="333333"/>
-          <w:sz w:val="21"/>
-          <w:szCs w:val="21"/>
-        </w:rPr>
-        <w:t>assigned</w:t>
-      </w:r>
-      <w:proofErr w:type="gramEnd"/>
-      <w:r>
-        <w:rPr>
-          <w:rFonts w:ascii="Helvetica" w:hAnsi="Helvetica" w:cs="Helvetica"/>
-          <w:color w:val="333333"/>
-          <w:sz w:val="21"/>
-          <w:szCs w:val="21"/>
-        </w:rPr>
-        <w:t xml:space="preserve"> a group. However, not all comments could be translated into a fish size range, leaving some fish sizes unknown in the Suisun Study data. Fish sizes are occasionally unknown in many of the surveys when no individuals of a species were measured in a sample.</w:t>
+        <w:t>Some surveys occasionally subsampled for measurement separately on different groups within a species (generally based on size classes, age, or Salmon races). In these cases, we calculated the adjusted frequencies separately for each group. In the Suisun Study database, these groups were identified with unstandardized comments describing the size or age class. When possible, these comments were converted into a fish size range that could then be assigned a group. However, not all comments could be translated into a fish size range, leaving some fish sizes unknown in the Suisun Study data. Fish sizes are occasionally unknown in many of the surveys when no individuals of a species were measured in a sample.</w:t>
       </w:r>
       <w:r>
         <w:rPr>
@@ -2049,19 +1950,8 @@
           <w:sz w:val="21"/>
           <w:szCs w:val="21"/>
         </w:rPr>
-        <w:t xml:space="preserve">by that </w:t>
-      </w:r>
-      <w:proofErr w:type="gramStart"/>
-      <w:r>
-        <w:rPr>
-          <w:rFonts w:ascii="Helvetica" w:hAnsi="Helvetica" w:cs="Helvetica"/>
-          <w:color w:val="333333"/>
-          <w:sz w:val="21"/>
-          <w:szCs w:val="21"/>
-        </w:rPr>
-        <w:t>particular survey</w:t>
-      </w:r>
-      <w:proofErr w:type="gramEnd"/>
+        <w:t>by that particular survey</w:t>
+      </w:r>
       <w:r>
         <w:rPr>
           <w:rFonts w:ascii="Helvetica" w:hAnsi="Helvetica" w:cs="Helvetica"/>
@@ -2520,7 +2410,6 @@
         </w:rPr>
         <w:t xml:space="preserve">The dataset can be downloaded and accessed via the R package </w:t>
       </w:r>
-      <w:proofErr w:type="spellStart"/>
       <w:r>
         <w:rPr>
           <w:rFonts w:ascii="Helvetica" w:hAnsi="Helvetica" w:cs="Helvetica"/>
@@ -2530,7 +2419,6 @@
         </w:rPr>
         <w:t>deltafish</w:t>
       </w:r>
-      <w:proofErr w:type="spellEnd"/>
       <w:r>
         <w:rPr>
           <w:rFonts w:ascii="Helvetica" w:hAnsi="Helvetica" w:cs="Helvetica"/>
@@ -2685,54 +2573,23 @@
         </w:rPr>
         <w:t xml:space="preserve">. </w:t>
       </w:r>
-      <w:proofErr w:type="spellStart"/>
-      <w:r>
-        <w:rPr>
-          <w:rFonts w:ascii="Helvetica" w:hAnsi="Helvetica" w:cs="Helvetica"/>
-          <w:color w:val="333333"/>
-          <w:sz w:val="21"/>
-          <w:szCs w:val="21"/>
-        </w:rPr>
-        <w:t>LTMRdata</w:t>
-      </w:r>
-      <w:proofErr w:type="spellEnd"/>
-      <w:r>
-        <w:rPr>
-          <w:rFonts w:ascii="Helvetica" w:hAnsi="Helvetica" w:cs="Helvetica"/>
-          <w:color w:val="333333"/>
-          <w:sz w:val="21"/>
-          <w:szCs w:val="21"/>
-        </w:rPr>
-        <w:t>: An R package to integrate data from 10 fish surveys in the San Francisco Estuary. v2.1.0</w:t>
-      </w:r>
-      <w:r>
-        <w:rPr>
-          <w:rFonts w:ascii="Helvetica" w:hAnsi="Helvetica" w:cs="Helvetica"/>
-          <w:color w:val="333333"/>
-          <w:sz w:val="21"/>
-          <w:szCs w:val="21"/>
-        </w:rPr>
-        <w:t xml:space="preserve">. </w:t>
-      </w:r>
-      <w:proofErr w:type="spellStart"/>
-      <w:r>
-        <w:rPr>
-          <w:rFonts w:ascii="Helvetica" w:hAnsi="Helvetica" w:cs="Helvetica"/>
-          <w:color w:val="333333"/>
-          <w:sz w:val="21"/>
-          <w:szCs w:val="21"/>
-        </w:rPr>
-        <w:t>Zenodo</w:t>
-      </w:r>
-      <w:proofErr w:type="spellEnd"/>
-      <w:r>
-        <w:rPr>
-          <w:rFonts w:ascii="Helvetica" w:hAnsi="Helvetica" w:cs="Helvetica"/>
-          <w:color w:val="333333"/>
-          <w:sz w:val="21"/>
-          <w:szCs w:val="21"/>
-        </w:rPr>
-        <w:t>. doi:</w:t>
+      <w:r>
+        <w:rPr>
+          <w:rFonts w:ascii="Helvetica" w:hAnsi="Helvetica" w:cs="Helvetica"/>
+          <w:color w:val="333333"/>
+          <w:sz w:val="21"/>
+          <w:szCs w:val="21"/>
+        </w:rPr>
+        <w:t>LTMRdata: An R package to integrate data from 10 fish surveys in the San Francisco Estuary. v2.1.0</w:t>
+      </w:r>
+      <w:r>
+        <w:rPr>
+          <w:rFonts w:ascii="Helvetica" w:hAnsi="Helvetica" w:cs="Helvetica"/>
+          <w:color w:val="333333"/>
+          <w:sz w:val="21"/>
+          <w:szCs w:val="21"/>
+        </w:rPr>
+        <w:t>. Zenodo. doi:</w:t>
       </w:r>
       <w:r>
         <w:rPr>
@@ -2794,7 +2651,7 @@
           <w:sz w:val="21"/>
           <w:szCs w:val="21"/>
         </w:rPr>
-        <w:t>4</w:t>
+        <w:t>6</w:t>
       </w:r>
       <w:r>
         <w:rPr>
@@ -2825,47 +2682,7 @@
           <w:sz w:val="21"/>
           <w:szCs w:val="21"/>
         </w:rPr>
-        <w:t xml:space="preserve">Wickham, H., M. Averick, J. Bryan, and others. 2019. Welcome to the </w:t>
-      </w:r>
-      <w:proofErr w:type="spellStart"/>
-      <w:r>
-        <w:rPr>
-          <w:rFonts w:ascii="Helvetica" w:hAnsi="Helvetica" w:cs="Helvetica"/>
-          <w:color w:val="333333"/>
-          <w:sz w:val="21"/>
-          <w:szCs w:val="21"/>
-        </w:rPr>
-        <w:t>Tidyverse</w:t>
-      </w:r>
-      <w:proofErr w:type="spellEnd"/>
-      <w:r>
-        <w:rPr>
-          <w:rFonts w:ascii="Helvetica" w:hAnsi="Helvetica" w:cs="Helvetica"/>
-          <w:color w:val="333333"/>
-          <w:sz w:val="21"/>
-          <w:szCs w:val="21"/>
-        </w:rPr>
-        <w:t xml:space="preserve">. Journal of </w:t>
-      </w:r>
-      <w:proofErr w:type="gramStart"/>
-      <w:r>
-        <w:rPr>
-          <w:rFonts w:ascii="Helvetica" w:hAnsi="Helvetica" w:cs="Helvetica"/>
-          <w:color w:val="333333"/>
-          <w:sz w:val="21"/>
-          <w:szCs w:val="21"/>
-        </w:rPr>
-        <w:t>Open Source</w:t>
-      </w:r>
-      <w:proofErr w:type="gramEnd"/>
-      <w:r>
-        <w:rPr>
-          <w:rFonts w:ascii="Helvetica" w:hAnsi="Helvetica" w:cs="Helvetica"/>
-          <w:color w:val="333333"/>
-          <w:sz w:val="21"/>
-          <w:szCs w:val="21"/>
-        </w:rPr>
-        <w:t xml:space="preserve"> Software 4: 1686. doi:10.21105/joss.01686</w:t>
+        <w:t>Wickham, H., M. Averick, J. Bryan, and others. 2019. Welcome to the Tidyverse. Journal of Open Source Software 4: 1686. doi:10.21105/joss.01686</w:t>
       </w:r>
     </w:p>
     <w:p>
@@ -2886,7 +2703,7 @@
 </file>
 
 <file path=word/styles.xml><?xml version="1.0" encoding="utf-8"?>
-<w:styles xmlns:mc="http://schemas.openxmlformats.org/markup-compatibility/2006" xmlns:r="http://schemas.openxmlformats.org/officeDocument/2006/relationships" xmlns:w="http://schemas.openxmlformats.org/wordprocessingml/2006/main" xmlns:w14="http://schemas.microsoft.com/office/word/2010/wordml" xmlns:w15="http://schemas.microsoft.com/office/word/2012/wordml" xmlns:w16cex="http://schemas.microsoft.com/office/word/2018/wordml/cex" xmlns:w16cid="http://schemas.microsoft.com/office/word/2016/wordml/cid" xmlns:w16="http://schemas.microsoft.com/office/word/2018/wordml" xmlns:w16du="http://schemas.microsoft.com/office/word/2023/wordml/word16du" xmlns:w16sdtdh="http://schemas.microsoft.com/office/word/2020/wordml/sdtdatahash" xmlns:w16se="http://schemas.microsoft.com/office/word/2015/wordml/symex" mc:Ignorable="w14 w15 w16se w16cid w16 w16cex w16sdtdh w16du">
+<w:styles xmlns:mc="http://schemas.openxmlformats.org/markup-compatibility/2006" xmlns:r="http://schemas.openxmlformats.org/officeDocument/2006/relationships" xmlns:w="http://schemas.openxmlformats.org/wordprocessingml/2006/main" xmlns:w14="http://schemas.microsoft.com/office/word/2010/wordml" xmlns:w15="http://schemas.microsoft.com/office/word/2012/wordml" xmlns:w16cex="http://schemas.microsoft.com/office/word/2018/wordml/cex" xmlns:w16cid="http://schemas.microsoft.com/office/word/2016/wordml/cid" xmlns:w16="http://schemas.microsoft.com/office/word/2018/wordml" xmlns:w16du="http://schemas.microsoft.com/office/word/2023/wordml/word16du" xmlns:w16sdtdh="http://schemas.microsoft.com/office/word/2020/wordml/sdtdatahash" xmlns:w16sdtfl="http://schemas.microsoft.com/office/word/2024/wordml/sdtformatlock" xmlns:w16se="http://schemas.microsoft.com/office/word/2015/wordml/symex" mc:Ignorable="w14 w15 w16se w16cid w16 w16cex w16sdtdh w16sdtfl w16du">
   <w:docDefaults>
     <w:rPrDefault>
       <w:rPr>
@@ -3716,4 +3533,10 @@
   </a:objectDefaults>
   <a:extraClrSchemeLst/>
 </a:theme>
+</file>
+
+<file path=docMetadata/LabelInfo.xml><?xml version="1.0" encoding="utf-8"?>
+<clbl:labelList xmlns:clbl="http://schemas.microsoft.com/office/2020/mipLabelMetadata">
+  <clbl:label id="{0bb6ca0c-ccb3-428b-9d5f-a9c60cad6645}" enabled="1" method="Standard" siteId="{fe186a25-7d49-41e6-9941-05d2281d36c1}" contentBits="0" removed="0"/>
+</clbl:labelList>
 </file>
--- a/publication/metadata_templates/methods.docx
+++ b/publication/metadata_templates/methods.docx
@@ -504,14 +504,25 @@
         </w:rPr>
         <w:t xml:space="preserve"> were </w:t>
       </w:r>
-      <w:r>
-        <w:rPr>
-          <w:rFonts w:ascii="Helvetica" w:hAnsi="Helvetica" w:cs="Helvetica"/>
-          <w:color w:val="333333"/>
-          <w:sz w:val="21"/>
-          <w:szCs w:val="21"/>
-        </w:rPr>
-        <w:t xml:space="preserve">recoded to 3 AM, but that time may be incorrect and off by </w:t>
+      <w:proofErr w:type="gramStart"/>
+      <w:r>
+        <w:rPr>
+          <w:rFonts w:ascii="Helvetica" w:hAnsi="Helvetica" w:cs="Helvetica"/>
+          <w:color w:val="333333"/>
+          <w:sz w:val="21"/>
+          <w:szCs w:val="21"/>
+        </w:rPr>
+        <w:t>recoded</w:t>
+      </w:r>
+      <w:proofErr w:type="gramEnd"/>
+      <w:r>
+        <w:rPr>
+          <w:rFonts w:ascii="Helvetica" w:hAnsi="Helvetica" w:cs="Helvetica"/>
+          <w:color w:val="333333"/>
+          <w:sz w:val="21"/>
+          <w:szCs w:val="21"/>
+        </w:rPr>
+        <w:t xml:space="preserve"> to 3 AM, but that time may be incorrect and off by </w:t>
       </w:r>
       <w:r>
         <w:rPr>
@@ -804,16 +815,56 @@
           <w:sz w:val="21"/>
           <w:szCs w:val="21"/>
         </w:rPr>
-        <w:t xml:space="preserve">. Sampling effort was quantified following the methods of the component surveys, as either tow area (for the otter trawls) or tow volume (for all other gear types). </w:t>
-      </w:r>
-      <w:r>
-        <w:rPr>
-          <w:rFonts w:ascii="Helvetica" w:hAnsi="Helvetica" w:cs="Helvetica"/>
-          <w:color w:val="333333"/>
-          <w:sz w:val="21"/>
-          <w:szCs w:val="21"/>
-        </w:rPr>
-        <w:t xml:space="preserve">The tow volume values for Salvage represent the daily export volume for the sampled facility. </w:t>
+        <w:t xml:space="preserve">. Sampling effort was quantified following the methods of </w:t>
+      </w:r>
+      <w:proofErr w:type="gramStart"/>
+      <w:r>
+        <w:rPr>
+          <w:rFonts w:ascii="Helvetica" w:hAnsi="Helvetica" w:cs="Helvetica"/>
+          <w:color w:val="333333"/>
+          <w:sz w:val="21"/>
+          <w:szCs w:val="21"/>
+        </w:rPr>
+        <w:t>the component</w:t>
+      </w:r>
+      <w:proofErr w:type="gramEnd"/>
+      <w:r>
+        <w:rPr>
+          <w:rFonts w:ascii="Helvetica" w:hAnsi="Helvetica" w:cs="Helvetica"/>
+          <w:color w:val="333333"/>
+          <w:sz w:val="21"/>
+          <w:szCs w:val="21"/>
+        </w:rPr>
+        <w:t xml:space="preserve"> surveys, as either tow area (for the otter trawls) or tow volume (for all other gear types). </w:t>
+      </w:r>
+      <w:r>
+        <w:rPr>
+          <w:rFonts w:ascii="Helvetica" w:hAnsi="Helvetica" w:cs="Helvetica"/>
+          <w:color w:val="333333"/>
+          <w:sz w:val="21"/>
+          <w:szCs w:val="21"/>
+        </w:rPr>
+        <w:t xml:space="preserve">The </w:t>
+      </w:r>
+      <w:proofErr w:type="gramStart"/>
+      <w:r>
+        <w:rPr>
+          <w:rFonts w:ascii="Helvetica" w:hAnsi="Helvetica" w:cs="Helvetica"/>
+          <w:color w:val="333333"/>
+          <w:sz w:val="21"/>
+          <w:szCs w:val="21"/>
+        </w:rPr>
+        <w:t>tow</w:t>
+      </w:r>
+      <w:proofErr w:type="gramEnd"/>
+      <w:r>
+        <w:rPr>
+          <w:rFonts w:ascii="Helvetica" w:hAnsi="Helvetica" w:cs="Helvetica"/>
+          <w:color w:val="333333"/>
+          <w:sz w:val="21"/>
+          <w:szCs w:val="21"/>
+        </w:rPr>
+        <w:t xml:space="preserve"> volume values for Salvage represent the daily export volume for the sampled facility. </w:t>
       </w:r>
       <w:r>
         <w:rPr>
@@ -831,7 +882,47 @@
           <w:sz w:val="21"/>
           <w:szCs w:val="21"/>
         </w:rPr>
-        <w:t>Some tow volumes values are 0 for Salvage and these represent days when no pumping was conducted</w:t>
+        <w:t xml:space="preserve">Some </w:t>
+      </w:r>
+      <w:proofErr w:type="gramStart"/>
+      <w:r>
+        <w:rPr>
+          <w:rFonts w:ascii="Helvetica" w:hAnsi="Helvetica" w:cs="Helvetica"/>
+          <w:color w:val="333333"/>
+          <w:sz w:val="21"/>
+          <w:szCs w:val="21"/>
+        </w:rPr>
+        <w:t>tow</w:t>
+      </w:r>
+      <w:proofErr w:type="gramEnd"/>
+      <w:r>
+        <w:rPr>
+          <w:rFonts w:ascii="Helvetica" w:hAnsi="Helvetica" w:cs="Helvetica"/>
+          <w:color w:val="333333"/>
+          <w:sz w:val="21"/>
+          <w:szCs w:val="21"/>
+        </w:rPr>
+        <w:t xml:space="preserve"> volumes values are 0 for </w:t>
+      </w:r>
+      <w:proofErr w:type="gramStart"/>
+      <w:r>
+        <w:rPr>
+          <w:rFonts w:ascii="Helvetica" w:hAnsi="Helvetica" w:cs="Helvetica"/>
+          <w:color w:val="333333"/>
+          <w:sz w:val="21"/>
+          <w:szCs w:val="21"/>
+        </w:rPr>
+        <w:t>Salvage</w:t>
+      </w:r>
+      <w:proofErr w:type="gramEnd"/>
+      <w:r>
+        <w:rPr>
+          <w:rFonts w:ascii="Helvetica" w:hAnsi="Helvetica" w:cs="Helvetica"/>
+          <w:color w:val="333333"/>
+          <w:sz w:val="21"/>
+          <w:szCs w:val="21"/>
+        </w:rPr>
+        <w:t xml:space="preserve"> and these represent days when no pumping was conducted</w:t>
       </w:r>
       <w:r>
         <w:rPr>
@@ -851,59 +942,27 @@
         </w:rPr>
         <w:t xml:space="preserve">. </w:t>
       </w:r>
-      <w:r>
-        <w:rPr>
-          <w:rFonts w:ascii="Helvetica" w:hAnsi="Helvetica" w:cs="Helvetica"/>
-          <w:color w:val="333333"/>
-          <w:sz w:val="21"/>
-          <w:szCs w:val="21"/>
-        </w:rPr>
-        <w:t xml:space="preserve">For </w:t>
-      </w:r>
-      <w:r>
-        <w:rPr>
-          <w:rFonts w:ascii="Helvetica" w:hAnsi="Helvetica" w:cs="Helvetica"/>
-          <w:color w:val="333333"/>
-          <w:sz w:val="21"/>
-          <w:szCs w:val="21"/>
-        </w:rPr>
-        <w:t>the Enhanced Delta Smelt Monitoring Program (</w:t>
-      </w:r>
-      <w:r>
-        <w:rPr>
-          <w:rFonts w:ascii="Helvetica" w:hAnsi="Helvetica" w:cs="Helvetica"/>
-          <w:color w:val="333333"/>
-          <w:sz w:val="21"/>
-          <w:szCs w:val="21"/>
-        </w:rPr>
-        <w:t>EDSM</w:t>
-      </w:r>
-      <w:r>
-        <w:rPr>
-          <w:rFonts w:ascii="Helvetica" w:hAnsi="Helvetica" w:cs="Helvetica"/>
-          <w:color w:val="333333"/>
-          <w:sz w:val="21"/>
-          <w:szCs w:val="21"/>
-        </w:rPr>
-        <w:t>)</w:t>
-      </w:r>
-      <w:r>
-        <w:rPr>
-          <w:rFonts w:ascii="Helvetica" w:hAnsi="Helvetica" w:cs="Helvetica"/>
-          <w:color w:val="333333"/>
-          <w:sz w:val="21"/>
-          <w:szCs w:val="21"/>
-        </w:rPr>
-        <w:t xml:space="preserve"> and</w:t>
-      </w:r>
-      <w:r>
-        <w:rPr>
-          <w:rFonts w:ascii="Helvetica" w:hAnsi="Helvetica" w:cs="Helvetica"/>
-          <w:color w:val="333333"/>
-          <w:sz w:val="21"/>
-          <w:szCs w:val="21"/>
-        </w:rPr>
-        <w:t xml:space="preserve"> Delta Juvenile Fish Monitoring Program</w:t>
+    </w:p>
+    <w:p>
+      <w:pPr>
+        <w:pStyle w:val="eml"/>
+        <w:shd w:val="clear" w:color="auto" w:fill="FFFFFF"/>
+        <w:spacing w:after="225"/>
+        <w:rPr>
+          <w:rFonts w:ascii="Helvetica" w:hAnsi="Helvetica" w:cs="Helvetica"/>
+          <w:color w:val="333333"/>
+          <w:sz w:val="21"/>
+          <w:szCs w:val="21"/>
+        </w:rPr>
+      </w:pPr>
+      <w:r>
+        <w:rPr>
+          <w:rFonts w:ascii="Helvetica" w:hAnsi="Helvetica" w:cs="Helvetica"/>
+          <w:color w:val="333333"/>
+          <w:sz w:val="21"/>
+          <w:szCs w:val="21"/>
+        </w:rPr>
+        <w:t>For the Enhanced Delta Smelt Monitoring Program (EDSM), tow volume was set to NA when debris was detected in the flowmeter, and samples were excluded with gear condition codes 3 (poor sampling), 4 (no sample attempted), or 9 (fish captured outside of live box or cod end and could not be assigned to a specific tow).</w:t>
       </w:r>
       <w:r>
         <w:rPr>
@@ -921,53 +980,19 @@
           <w:sz w:val="21"/>
           <w:szCs w:val="21"/>
         </w:rPr>
-        <w:t>(</w:t>
-      </w:r>
-      <w:r>
-        <w:rPr>
-          <w:rFonts w:ascii="Helvetica" w:hAnsi="Helvetica" w:cs="Helvetica"/>
-          <w:color w:val="333333"/>
-          <w:sz w:val="21"/>
-          <w:szCs w:val="21"/>
-        </w:rPr>
-        <w:t>DJFMP</w:t>
-      </w:r>
-      <w:r>
-        <w:rPr>
-          <w:rFonts w:ascii="Helvetica" w:hAnsi="Helvetica" w:cs="Helvetica"/>
-          <w:color w:val="333333"/>
-          <w:sz w:val="21"/>
-          <w:szCs w:val="21"/>
-        </w:rPr>
-        <w:t>)</w:t>
-      </w:r>
-      <w:r>
-        <w:rPr>
-          <w:rFonts w:ascii="Helvetica" w:hAnsi="Helvetica" w:cs="Helvetica"/>
-          <w:color w:val="333333"/>
-          <w:sz w:val="21"/>
-          <w:szCs w:val="21"/>
-        </w:rPr>
-        <w:t xml:space="preserve"> data</w:t>
-      </w:r>
-      <w:r>
-        <w:rPr>
-          <w:rFonts w:ascii="Helvetica" w:hAnsi="Helvetica" w:cs="Helvetica"/>
-          <w:color w:val="333333"/>
-          <w:sz w:val="21"/>
-          <w:szCs w:val="21"/>
-        </w:rPr>
-        <w:t>sets</w:t>
-      </w:r>
-      <w:r>
-        <w:rPr>
-          <w:rFonts w:ascii="Helvetica" w:hAnsi="Helvetica" w:cs="Helvetica"/>
-          <w:color w:val="333333"/>
-          <w:sz w:val="21"/>
-          <w:szCs w:val="21"/>
-        </w:rPr>
-        <w:t>, tow</w:t>
-      </w:r>
+        <w:t xml:space="preserve">For the Delta Juvenile Fish Monitoring Program (DJFMP), </w:t>
+      </w:r>
+      <w:proofErr w:type="gramStart"/>
+      <w:r>
+        <w:rPr>
+          <w:rFonts w:ascii="Helvetica" w:hAnsi="Helvetica" w:cs="Helvetica"/>
+          <w:color w:val="333333"/>
+          <w:sz w:val="21"/>
+          <w:szCs w:val="21"/>
+        </w:rPr>
+        <w:t>tow</w:t>
+      </w:r>
+      <w:proofErr w:type="gramEnd"/>
       <w:r>
         <w:rPr>
           <w:rFonts w:ascii="Helvetica" w:hAnsi="Helvetica" w:cs="Helvetica"/>
@@ -977,14 +1002,272 @@
         </w:rPr>
         <w:t xml:space="preserve"> </w:t>
       </w:r>
-      <w:r>
-        <w:rPr>
-          <w:rFonts w:ascii="Helvetica" w:hAnsi="Helvetica" w:cs="Helvetica"/>
-          <w:color w:val="333333"/>
-          <w:sz w:val="21"/>
-          <w:szCs w:val="21"/>
-        </w:rPr>
-        <w:t>volume was set to NA when debris was detected in the flowmeter, and samples were excluded with gear condition codes 3 (poor sampling), 4 (no sample attempted), or 9 (fish captured outside of live box or cod end and could not be assigned to a specific tow).</w:t>
+      <w:proofErr w:type="gramStart"/>
+      <w:r>
+        <w:rPr>
+          <w:rFonts w:ascii="Helvetica" w:hAnsi="Helvetica" w:cs="Helvetica"/>
+          <w:color w:val="333333"/>
+          <w:sz w:val="21"/>
+          <w:szCs w:val="21"/>
+        </w:rPr>
+        <w:t>volume was</w:t>
+      </w:r>
+      <w:proofErr w:type="gramEnd"/>
+      <w:r>
+        <w:rPr>
+          <w:rFonts w:ascii="Helvetica" w:hAnsi="Helvetica" w:cs="Helvetica"/>
+          <w:color w:val="333333"/>
+          <w:sz w:val="21"/>
+          <w:szCs w:val="21"/>
+        </w:rPr>
+        <w:t xml:space="preserve"> set to NA when it fell outside gear- and station-specific volume thresholds (scaled proportionally to tow duration for trawl gears; fixed for seine sampling)</w:t>
+      </w:r>
+      <w:r>
+        <w:rPr>
+          <w:rFonts w:ascii="Helvetica" w:hAnsi="Helvetica" w:cs="Helvetica"/>
+          <w:color w:val="333333"/>
+          <w:sz w:val="21"/>
+          <w:szCs w:val="21"/>
+        </w:rPr>
+        <w:t xml:space="preserve">. </w:t>
+      </w:r>
+      <w:r>
+        <w:rPr>
+          <w:rFonts w:ascii="Helvetica" w:hAnsi="Helvetica" w:cs="Helvetica"/>
+          <w:color w:val="333333"/>
+          <w:sz w:val="21"/>
+          <w:szCs w:val="21"/>
+        </w:rPr>
+        <w:t>These limits are defined for a standard 20-minute tow and are scaled proportionally to actual tow duration for trawl gears. Large Midwater Trawl stations (Chipps Island and historic Benicia) used a limit of 7,489.51–29,958.02</w:t>
+      </w:r>
+      <w:r>
+        <w:rPr>
+          <w:rFonts w:ascii="Helvetica" w:hAnsi="Helvetica" w:cs="Helvetica"/>
+          <w:color w:val="333333"/>
+          <w:sz w:val="21"/>
+          <w:szCs w:val="21"/>
+        </w:rPr>
+        <w:t xml:space="preserve"> m</w:t>
+      </w:r>
+      <w:r>
+        <w:rPr>
+          <w:rFonts w:ascii="Helvetica" w:hAnsi="Helvetica" w:cs="Helvetica"/>
+          <w:color w:val="333333"/>
+          <w:sz w:val="21"/>
+          <w:szCs w:val="21"/>
+          <w:vertAlign w:val="superscript"/>
+        </w:rPr>
+        <w:t>3</w:t>
+      </w:r>
+      <w:r>
+        <w:rPr>
+          <w:rFonts w:ascii="Helvetica" w:hAnsi="Helvetica" w:cs="Helvetica"/>
+          <w:color w:val="333333"/>
+          <w:sz w:val="21"/>
+          <w:szCs w:val="21"/>
+        </w:rPr>
+        <w:t>; all other Midwater Trawl stations used a limit of 2,047.65–8,190.59</w:t>
+      </w:r>
+      <w:r>
+        <w:rPr>
+          <w:rFonts w:ascii="Helvetica" w:hAnsi="Helvetica" w:cs="Helvetica"/>
+          <w:color w:val="333333"/>
+          <w:sz w:val="21"/>
+          <w:szCs w:val="21"/>
+        </w:rPr>
+        <w:t xml:space="preserve"> </w:t>
+      </w:r>
+      <w:r>
+        <w:rPr>
+          <w:rFonts w:ascii="Helvetica" w:hAnsi="Helvetica" w:cs="Helvetica"/>
+          <w:color w:val="333333"/>
+          <w:sz w:val="21"/>
+          <w:szCs w:val="21"/>
+        </w:rPr>
+        <w:t>m</w:t>
+      </w:r>
+      <w:r>
+        <w:rPr>
+          <w:rFonts w:ascii="Helvetica" w:hAnsi="Helvetica" w:cs="Helvetica"/>
+          <w:color w:val="333333"/>
+          <w:sz w:val="21"/>
+          <w:szCs w:val="21"/>
+          <w:vertAlign w:val="superscript"/>
+        </w:rPr>
+        <w:t>3</w:t>
+      </w:r>
+      <w:r>
+        <w:rPr>
+          <w:rFonts w:ascii="Helvetica" w:hAnsi="Helvetica" w:cs="Helvetica"/>
+          <w:color w:val="333333"/>
+          <w:sz w:val="21"/>
+          <w:szCs w:val="21"/>
+        </w:rPr>
+        <w:t xml:space="preserve">; </w:t>
+      </w:r>
+      <w:r>
+        <w:rPr>
+          <w:rFonts w:ascii="Helvetica" w:hAnsi="Helvetica" w:cs="Helvetica"/>
+          <w:color w:val="333333"/>
+          <w:sz w:val="21"/>
+          <w:szCs w:val="21"/>
+        </w:rPr>
+        <w:t xml:space="preserve">and </w:t>
+      </w:r>
+      <w:r>
+        <w:rPr>
+          <w:rFonts w:ascii="Helvetica" w:hAnsi="Helvetica" w:cs="Helvetica"/>
+          <w:color w:val="333333"/>
+          <w:sz w:val="21"/>
+          <w:szCs w:val="21"/>
+        </w:rPr>
+        <w:t>Kodiak Trawl used a limit of 2,527.41–10,109.62</w:t>
+      </w:r>
+      <w:r>
+        <w:rPr>
+          <w:rFonts w:ascii="Helvetica" w:hAnsi="Helvetica" w:cs="Helvetica"/>
+          <w:color w:val="333333"/>
+          <w:sz w:val="21"/>
+          <w:szCs w:val="21"/>
+        </w:rPr>
+        <w:t xml:space="preserve"> </w:t>
+      </w:r>
+      <w:r>
+        <w:rPr>
+          <w:rFonts w:ascii="Helvetica" w:hAnsi="Helvetica" w:cs="Helvetica"/>
+          <w:color w:val="333333"/>
+          <w:sz w:val="21"/>
+          <w:szCs w:val="21"/>
+        </w:rPr>
+        <w:t>m</w:t>
+      </w:r>
+      <w:r>
+        <w:rPr>
+          <w:rFonts w:ascii="Helvetica" w:hAnsi="Helvetica" w:cs="Helvetica"/>
+          <w:color w:val="333333"/>
+          <w:sz w:val="21"/>
+          <w:szCs w:val="21"/>
+          <w:vertAlign w:val="superscript"/>
+        </w:rPr>
+        <w:t>3</w:t>
+      </w:r>
+      <w:r>
+        <w:rPr>
+          <w:rFonts w:ascii="Helvetica" w:hAnsi="Helvetica" w:cs="Helvetica"/>
+          <w:color w:val="333333"/>
+          <w:sz w:val="21"/>
+          <w:szCs w:val="21"/>
+        </w:rPr>
+        <w:t>.</w:t>
+      </w:r>
+      <w:r>
+        <w:rPr>
+          <w:rFonts w:ascii="Helvetica" w:hAnsi="Helvetica" w:cs="Helvetica"/>
+          <w:color w:val="333333"/>
+          <w:sz w:val="21"/>
+          <w:szCs w:val="21"/>
+        </w:rPr>
+        <w:t xml:space="preserve"> </w:t>
+      </w:r>
+      <w:r>
+        <w:rPr>
+          <w:rFonts w:ascii="Helvetica" w:hAnsi="Helvetica" w:cs="Helvetica"/>
+          <w:color w:val="333333"/>
+          <w:sz w:val="21"/>
+          <w:szCs w:val="21"/>
+        </w:rPr>
+        <w:t>Seine samples used a fixed limit of 0.60–146.25</w:t>
+      </w:r>
+      <w:r>
+        <w:rPr>
+          <w:rFonts w:ascii="Helvetica" w:hAnsi="Helvetica" w:cs="Helvetica"/>
+          <w:color w:val="333333"/>
+          <w:sz w:val="21"/>
+          <w:szCs w:val="21"/>
+        </w:rPr>
+        <w:t xml:space="preserve"> </w:t>
+      </w:r>
+      <w:r>
+        <w:rPr>
+          <w:rFonts w:ascii="Helvetica" w:hAnsi="Helvetica" w:cs="Helvetica"/>
+          <w:color w:val="333333"/>
+          <w:sz w:val="21"/>
+          <w:szCs w:val="21"/>
+        </w:rPr>
+        <w:t>m</w:t>
+      </w:r>
+      <w:r>
+        <w:rPr>
+          <w:rFonts w:ascii="Helvetica" w:hAnsi="Helvetica" w:cs="Helvetica"/>
+          <w:color w:val="333333"/>
+          <w:sz w:val="21"/>
+          <w:szCs w:val="21"/>
+          <w:vertAlign w:val="superscript"/>
+        </w:rPr>
+        <w:t>3</w:t>
+      </w:r>
+      <w:r>
+        <w:rPr>
+          <w:rFonts w:ascii="Helvetica" w:hAnsi="Helvetica" w:cs="Helvetica"/>
+          <w:color w:val="333333"/>
+          <w:sz w:val="21"/>
+          <w:szCs w:val="21"/>
+        </w:rPr>
+        <w:t xml:space="preserve">, not scaled by tow duration. </w:t>
+      </w:r>
+      <w:r>
+        <w:rPr>
+          <w:rFonts w:ascii="Helvetica" w:hAnsi="Helvetica" w:cs="Helvetica"/>
+          <w:color w:val="333333"/>
+          <w:sz w:val="21"/>
+          <w:szCs w:val="21"/>
+        </w:rPr>
+        <w:t>S</w:t>
+      </w:r>
+      <w:r>
+        <w:rPr>
+          <w:rFonts w:ascii="Helvetica" w:hAnsi="Helvetica" w:cs="Helvetica"/>
+          <w:color w:val="333333"/>
+          <w:sz w:val="21"/>
+          <w:szCs w:val="21"/>
+        </w:rPr>
+        <w:t xml:space="preserve">amples were </w:t>
+      </w:r>
+      <w:r>
+        <w:rPr>
+          <w:rFonts w:ascii="Helvetica" w:hAnsi="Helvetica" w:cs="Helvetica"/>
+          <w:color w:val="333333"/>
+          <w:sz w:val="21"/>
+          <w:szCs w:val="21"/>
+        </w:rPr>
+        <w:t xml:space="preserve">also </w:t>
+      </w:r>
+      <w:r>
+        <w:rPr>
+          <w:rFonts w:ascii="Helvetica" w:hAnsi="Helvetica" w:cs="Helvetica"/>
+          <w:color w:val="333333"/>
+          <w:sz w:val="21"/>
+          <w:szCs w:val="21"/>
+        </w:rPr>
+        <w:t xml:space="preserve">excluded with the same gear condition codes 3, 4, and 9 described </w:t>
+      </w:r>
+      <w:r>
+        <w:rPr>
+          <w:rFonts w:ascii="Helvetica" w:hAnsi="Helvetica" w:cs="Helvetica"/>
+          <w:color w:val="333333"/>
+          <w:sz w:val="21"/>
+          <w:szCs w:val="21"/>
+        </w:rPr>
+        <w:t>for EDSM</w:t>
+      </w:r>
+      <w:r>
+        <w:rPr>
+          <w:rFonts w:ascii="Helvetica" w:hAnsi="Helvetica" w:cs="Helvetica"/>
+          <w:color w:val="333333"/>
+          <w:sz w:val="21"/>
+          <w:szCs w:val="21"/>
+        </w:rPr>
+        <w:t>.</w:t>
       </w:r>
       <w:r>
         <w:rPr>
@@ -1050,6 +1333,7 @@
         </w:rPr>
         <w:t xml:space="preserve"> = </w:t>
       </w:r>
+      <w:proofErr w:type="gramStart"/>
       <w:r>
         <w:rPr>
           <w:rFonts w:ascii="Helvetica" w:hAnsi="Helvetica" w:cs="Helvetica"/>
@@ -1080,6 +1364,7 @@
         </w:rPr>
         <w:t>(</w:t>
       </w:r>
+      <w:proofErr w:type="gramEnd"/>
       <w:r>
         <w:rPr>
           <w:rFonts w:ascii="Helvetica" w:hAnsi="Helvetica" w:cs="Helvetica"/>
@@ -1286,6 +1571,7 @@
           <w:sz w:val="21"/>
           <w:szCs w:val="21"/>
         </w:rPr>
+        <w:lastRenderedPageBreak/>
         <w:t xml:space="preserve">Generally, </w:t>
       </w:r>
       <w:r>
@@ -1720,17 +2006,7 @@
           <w:sz w:val="21"/>
           <w:szCs w:val="21"/>
         </w:rPr>
-        <w:t xml:space="preserve">occur (e.g., species listed on the Endangered Species Act or the California Endangered Species </w:t>
-      </w:r>
-      <w:r>
-        <w:rPr>
-          <w:rFonts w:ascii="Helvetica" w:hAnsi="Helvetica" w:cs="Helvetica"/>
-          <w:color w:val="333333"/>
-          <w:sz w:val="21"/>
-          <w:szCs w:val="21"/>
-        </w:rPr>
-        <w:lastRenderedPageBreak/>
-        <w:t>Act</w:t>
+        <w:t>occur (e.g., species listed on the Endangered Species Act or the California Endangered Species Act</w:t>
       </w:r>
       <w:r>
         <w:rPr>
@@ -1775,7 +2051,27 @@
           <w:sz w:val="21"/>
           <w:szCs w:val="21"/>
         </w:rPr>
-        <w:t>Some surveys occasionally subsampled for measurement separately on different groups within a species (generally based on size classes, age, or Salmon races). In these cases, we calculated the adjusted frequencies separately for each group. In the Suisun Study database, these groups were identified with unstandardized comments describing the size or age class. When possible, these comments were converted into a fish size range that could then be assigned a group. However, not all comments could be translated into a fish size range, leaving some fish sizes unknown in the Suisun Study data. Fish sizes are occasionally unknown in many of the surveys when no individuals of a species were measured in a sample.</w:t>
+        <w:t xml:space="preserve">Some surveys occasionally subsampled for measurement separately on different groups within a species (generally based on size classes, age, or Salmon races). In these cases, we calculated the adjusted frequencies separately for each group. In the Suisun Study database, these groups were identified with unstandardized comments describing the size or age class. When possible, these comments were converted into a fish size range that could then be </w:t>
+      </w:r>
+      <w:proofErr w:type="gramStart"/>
+      <w:r>
+        <w:rPr>
+          <w:rFonts w:ascii="Helvetica" w:hAnsi="Helvetica" w:cs="Helvetica"/>
+          <w:color w:val="333333"/>
+          <w:sz w:val="21"/>
+          <w:szCs w:val="21"/>
+        </w:rPr>
+        <w:t>assigned</w:t>
+      </w:r>
+      <w:proofErr w:type="gramEnd"/>
+      <w:r>
+        <w:rPr>
+          <w:rFonts w:ascii="Helvetica" w:hAnsi="Helvetica" w:cs="Helvetica"/>
+          <w:color w:val="333333"/>
+          <w:sz w:val="21"/>
+          <w:szCs w:val="21"/>
+        </w:rPr>
+        <w:t xml:space="preserve"> a group. However, not all comments could be translated into a fish size range, leaving some fish sizes unknown in the Suisun Study data. Fish sizes are occasionally unknown in many of the surveys when no individuals of a species were measured in a sample.</w:t>
       </w:r>
       <w:r>
         <w:rPr>
@@ -1950,8 +2246,19 @@
           <w:sz w:val="21"/>
           <w:szCs w:val="21"/>
         </w:rPr>
-        <w:t>by that particular survey</w:t>
-      </w:r>
+        <w:t xml:space="preserve">by that </w:t>
+      </w:r>
+      <w:proofErr w:type="gramStart"/>
+      <w:r>
+        <w:rPr>
+          <w:rFonts w:ascii="Helvetica" w:hAnsi="Helvetica" w:cs="Helvetica"/>
+          <w:color w:val="333333"/>
+          <w:sz w:val="21"/>
+          <w:szCs w:val="21"/>
+        </w:rPr>
+        <w:t>particular survey</w:t>
+      </w:r>
+      <w:proofErr w:type="gramEnd"/>
       <w:r>
         <w:rPr>
           <w:rFonts w:ascii="Helvetica" w:hAnsi="Helvetica" w:cs="Helvetica"/>
@@ -2297,7 +2604,27 @@
           <w:sz w:val="21"/>
           <w:szCs w:val="21"/>
         </w:rPr>
-        <w:t xml:space="preserve">discard (not count nor measure) fish below a size cutoff, but those cutoffs differ among surveys and over time. </w:t>
+        <w:t xml:space="preserve">discard (not count nor measure) fish below </w:t>
+      </w:r>
+      <w:proofErr w:type="gramStart"/>
+      <w:r>
+        <w:rPr>
+          <w:rFonts w:ascii="Helvetica" w:hAnsi="Helvetica" w:cs="Helvetica"/>
+          <w:color w:val="333333"/>
+          <w:sz w:val="21"/>
+          <w:szCs w:val="21"/>
+        </w:rPr>
+        <w:t>a size</w:t>
+      </w:r>
+      <w:proofErr w:type="gramEnd"/>
+      <w:r>
+        <w:rPr>
+          <w:rFonts w:ascii="Helvetica" w:hAnsi="Helvetica" w:cs="Helvetica"/>
+          <w:color w:val="333333"/>
+          <w:sz w:val="21"/>
+          <w:szCs w:val="21"/>
+        </w:rPr>
+        <w:t xml:space="preserve"> cutoff, but those cutoffs differ among surveys and over time. </w:t>
       </w:r>
       <w:r>
         <w:rPr>
@@ -2386,6 +2713,7 @@
           <w:sz w:val="21"/>
           <w:szCs w:val="21"/>
         </w:rPr>
+        <w:lastRenderedPageBreak/>
         <w:t>Before publication, the joined dataset was split into separate tables for the fish-level data (taxa, length, count, etc.) and the sample-level data (environmental variables, sampling effort, etc.). The fish length conversion equations are published in a separate table.</w:t>
       </w:r>
     </w:p>
@@ -2489,7 +2817,6 @@
           <w:sz w:val="21"/>
           <w:szCs w:val="21"/>
         </w:rPr>
-        <w:lastRenderedPageBreak/>
         <w:t>Bashevkin, S. M.</w:t>
       </w:r>
       <w:r>
@@ -2682,7 +3009,47 @@
           <w:sz w:val="21"/>
           <w:szCs w:val="21"/>
         </w:rPr>
-        <w:t>Wickham, H., M. Averick, J. Bryan, and others. 2019. Welcome to the Tidyverse. Journal of Open Source Software 4: 1686. doi:10.21105/joss.01686</w:t>
+        <w:t xml:space="preserve">Wickham, H., M. Averick, J. Bryan, and others. 2019. Welcome to </w:t>
+      </w:r>
+      <w:proofErr w:type="gramStart"/>
+      <w:r>
+        <w:rPr>
+          <w:rFonts w:ascii="Helvetica" w:hAnsi="Helvetica" w:cs="Helvetica"/>
+          <w:color w:val="333333"/>
+          <w:sz w:val="21"/>
+          <w:szCs w:val="21"/>
+        </w:rPr>
+        <w:t>the Tidyverse</w:t>
+      </w:r>
+      <w:proofErr w:type="gramEnd"/>
+      <w:r>
+        <w:rPr>
+          <w:rFonts w:ascii="Helvetica" w:hAnsi="Helvetica" w:cs="Helvetica"/>
+          <w:color w:val="333333"/>
+          <w:sz w:val="21"/>
+          <w:szCs w:val="21"/>
+        </w:rPr>
+        <w:t xml:space="preserve">. Journal of </w:t>
+      </w:r>
+      <w:proofErr w:type="gramStart"/>
+      <w:r>
+        <w:rPr>
+          <w:rFonts w:ascii="Helvetica" w:hAnsi="Helvetica" w:cs="Helvetica"/>
+          <w:color w:val="333333"/>
+          <w:sz w:val="21"/>
+          <w:szCs w:val="21"/>
+        </w:rPr>
+        <w:t>Open Source</w:t>
+      </w:r>
+      <w:proofErr w:type="gramEnd"/>
+      <w:r>
+        <w:rPr>
+          <w:rFonts w:ascii="Helvetica" w:hAnsi="Helvetica" w:cs="Helvetica"/>
+          <w:color w:val="333333"/>
+          <w:sz w:val="21"/>
+          <w:szCs w:val="21"/>
+        </w:rPr>
+        <w:t xml:space="preserve"> Software 4: 1686. doi:10.21105/joss.01686</w:t>
       </w:r>
     </w:p>
     <w:p>
@@ -3091,7 +3458,6 @@
   <w:style w:type="character" w:default="1" w:styleId="DefaultParagraphFont">
     <w:name w:val="Default Paragraph Font"/>
     <w:uiPriority w:val="1"/>
-    <w:semiHidden/>
     <w:unhideWhenUsed/>
   </w:style>
   <w:style w:type="table" w:default="1" w:styleId="TableNormal">

--- a/publication/metadata_templates/methods.docx
+++ b/publication/metadata_templates/methods.docx
@@ -71,16 +71,56 @@
           <w:sz w:val="21"/>
           <w:szCs w:val="21"/>
         </w:rPr>
-        <w:t>) using the ‘tidyverse’ family of packages (Wickham et al. 2019) and packaged into the R package LTMRdata v2.</w:t>
-      </w:r>
-      <w:r>
-        <w:rPr>
-          <w:rFonts w:ascii="Helvetica" w:hAnsi="Helvetica" w:cs="Helvetica"/>
-          <w:color w:val="333333"/>
-          <w:sz w:val="21"/>
-          <w:szCs w:val="21"/>
-        </w:rPr>
-        <w:t>1</w:t>
+        <w:t>) using the ‘</w:t>
+      </w:r>
+      <w:proofErr w:type="spellStart"/>
+      <w:r>
+        <w:rPr>
+          <w:rFonts w:ascii="Helvetica" w:hAnsi="Helvetica" w:cs="Helvetica"/>
+          <w:color w:val="333333"/>
+          <w:sz w:val="21"/>
+          <w:szCs w:val="21"/>
+        </w:rPr>
+        <w:t>tidyverse</w:t>
+      </w:r>
+      <w:proofErr w:type="spellEnd"/>
+      <w:r>
+        <w:rPr>
+          <w:rFonts w:ascii="Helvetica" w:hAnsi="Helvetica" w:cs="Helvetica"/>
+          <w:color w:val="333333"/>
+          <w:sz w:val="21"/>
+          <w:szCs w:val="21"/>
+        </w:rPr>
+        <w:t xml:space="preserve">’ family of packages (Wickham et al. 2019) and packaged into the R package </w:t>
+      </w:r>
+      <w:proofErr w:type="spellStart"/>
+      <w:r>
+        <w:rPr>
+          <w:rFonts w:ascii="Helvetica" w:hAnsi="Helvetica" w:cs="Helvetica"/>
+          <w:color w:val="333333"/>
+          <w:sz w:val="21"/>
+          <w:szCs w:val="21"/>
+        </w:rPr>
+        <w:t>LTMRdata</w:t>
+      </w:r>
+      <w:proofErr w:type="spellEnd"/>
+      <w:r>
+        <w:rPr>
+          <w:rFonts w:ascii="Helvetica" w:hAnsi="Helvetica" w:cs="Helvetica"/>
+          <w:color w:val="333333"/>
+          <w:sz w:val="21"/>
+          <w:szCs w:val="21"/>
+        </w:rPr>
+        <w:t xml:space="preserve"> v2.</w:t>
+      </w:r>
+      <w:r>
+        <w:rPr>
+          <w:rFonts w:ascii="Helvetica" w:hAnsi="Helvetica" w:cs="Helvetica"/>
+          <w:color w:val="333333"/>
+          <w:sz w:val="21"/>
+          <w:szCs w:val="21"/>
+        </w:rPr>
+        <w:t>2</w:t>
       </w:r>
       <w:r>
         <w:rPr>
@@ -98,7 +138,7 @@
           <w:sz w:val="21"/>
           <w:szCs w:val="21"/>
         </w:rPr>
-        <w:t>4</w:t>
+        <w:t>6</w:t>
       </w:r>
       <w:r>
         <w:rPr>
@@ -1075,6 +1115,80 @@
           <w:sz w:val="21"/>
           <w:szCs w:val="21"/>
         </w:rPr>
+        <w:t xml:space="preserve"> m</w:t>
+      </w:r>
+      <w:r>
+        <w:rPr>
+          <w:rFonts w:ascii="Helvetica" w:hAnsi="Helvetica" w:cs="Helvetica"/>
+          <w:color w:val="333333"/>
+          <w:sz w:val="21"/>
+          <w:szCs w:val="21"/>
+          <w:vertAlign w:val="superscript"/>
+        </w:rPr>
+        <w:t>3</w:t>
+      </w:r>
+      <w:r>
+        <w:rPr>
+          <w:rFonts w:ascii="Helvetica" w:hAnsi="Helvetica" w:cs="Helvetica"/>
+          <w:color w:val="333333"/>
+          <w:sz w:val="21"/>
+          <w:szCs w:val="21"/>
+        </w:rPr>
+        <w:t xml:space="preserve">; </w:t>
+      </w:r>
+      <w:r>
+        <w:rPr>
+          <w:rFonts w:ascii="Helvetica" w:hAnsi="Helvetica" w:cs="Helvetica"/>
+          <w:color w:val="333333"/>
+          <w:sz w:val="21"/>
+          <w:szCs w:val="21"/>
+        </w:rPr>
+        <w:t xml:space="preserve">and </w:t>
+      </w:r>
+      <w:r>
+        <w:rPr>
+          <w:rFonts w:ascii="Helvetica" w:hAnsi="Helvetica" w:cs="Helvetica"/>
+          <w:color w:val="333333"/>
+          <w:sz w:val="21"/>
+          <w:szCs w:val="21"/>
+        </w:rPr>
+        <w:t>Kodiak Trawl used a limit of 2,527.41–10,109.62</w:t>
+      </w:r>
+      <w:r>
+        <w:rPr>
+          <w:rFonts w:ascii="Helvetica" w:hAnsi="Helvetica" w:cs="Helvetica"/>
+          <w:color w:val="333333"/>
+          <w:sz w:val="21"/>
+          <w:szCs w:val="21"/>
+        </w:rPr>
+        <w:t xml:space="preserve"> m</w:t>
+      </w:r>
+      <w:r>
+        <w:rPr>
+          <w:rFonts w:ascii="Helvetica" w:hAnsi="Helvetica" w:cs="Helvetica"/>
+          <w:color w:val="333333"/>
+          <w:sz w:val="21"/>
+          <w:szCs w:val="21"/>
+          <w:vertAlign w:val="superscript"/>
+        </w:rPr>
+        <w:t>3</w:t>
+      </w:r>
+      <w:r>
+        <w:rPr>
+          <w:rFonts w:ascii="Helvetica" w:hAnsi="Helvetica" w:cs="Helvetica"/>
+          <w:color w:val="333333"/>
+          <w:sz w:val="21"/>
+          <w:szCs w:val="21"/>
+        </w:rPr>
+        <w:t>.</w:t>
+      </w:r>
+      <w:r>
+        <w:rPr>
+          <w:rFonts w:ascii="Helvetica" w:hAnsi="Helvetica" w:cs="Helvetica"/>
+          <w:color w:val="333333"/>
+          <w:sz w:val="21"/>
+          <w:szCs w:val="21"/>
+        </w:rPr>
         <w:t xml:space="preserve"> </w:t>
       </w:r>
       <w:r>
@@ -1084,98 +1198,6 @@
           <w:sz w:val="21"/>
           <w:szCs w:val="21"/>
         </w:rPr>
-        <w:t>m</w:t>
-      </w:r>
-      <w:r>
-        <w:rPr>
-          <w:rFonts w:ascii="Helvetica" w:hAnsi="Helvetica" w:cs="Helvetica"/>
-          <w:color w:val="333333"/>
-          <w:sz w:val="21"/>
-          <w:szCs w:val="21"/>
-          <w:vertAlign w:val="superscript"/>
-        </w:rPr>
-        <w:t>3</w:t>
-      </w:r>
-      <w:r>
-        <w:rPr>
-          <w:rFonts w:ascii="Helvetica" w:hAnsi="Helvetica" w:cs="Helvetica"/>
-          <w:color w:val="333333"/>
-          <w:sz w:val="21"/>
-          <w:szCs w:val="21"/>
-        </w:rPr>
-        <w:t xml:space="preserve">; </w:t>
-      </w:r>
-      <w:r>
-        <w:rPr>
-          <w:rFonts w:ascii="Helvetica" w:hAnsi="Helvetica" w:cs="Helvetica"/>
-          <w:color w:val="333333"/>
-          <w:sz w:val="21"/>
-          <w:szCs w:val="21"/>
-        </w:rPr>
-        <w:t xml:space="preserve">and </w:t>
-      </w:r>
-      <w:r>
-        <w:rPr>
-          <w:rFonts w:ascii="Helvetica" w:hAnsi="Helvetica" w:cs="Helvetica"/>
-          <w:color w:val="333333"/>
-          <w:sz w:val="21"/>
-          <w:szCs w:val="21"/>
-        </w:rPr>
-        <w:t>Kodiak Trawl used a limit of 2,527.41–10,109.62</w:t>
-      </w:r>
-      <w:r>
-        <w:rPr>
-          <w:rFonts w:ascii="Helvetica" w:hAnsi="Helvetica" w:cs="Helvetica"/>
-          <w:color w:val="333333"/>
-          <w:sz w:val="21"/>
-          <w:szCs w:val="21"/>
-        </w:rPr>
-        <w:t xml:space="preserve"> </w:t>
-      </w:r>
-      <w:r>
-        <w:rPr>
-          <w:rFonts w:ascii="Helvetica" w:hAnsi="Helvetica" w:cs="Helvetica"/>
-          <w:color w:val="333333"/>
-          <w:sz w:val="21"/>
-          <w:szCs w:val="21"/>
-        </w:rPr>
-        <w:t>m</w:t>
-      </w:r>
-      <w:r>
-        <w:rPr>
-          <w:rFonts w:ascii="Helvetica" w:hAnsi="Helvetica" w:cs="Helvetica"/>
-          <w:color w:val="333333"/>
-          <w:sz w:val="21"/>
-          <w:szCs w:val="21"/>
-          <w:vertAlign w:val="superscript"/>
-        </w:rPr>
-        <w:t>3</w:t>
-      </w:r>
-      <w:r>
-        <w:rPr>
-          <w:rFonts w:ascii="Helvetica" w:hAnsi="Helvetica" w:cs="Helvetica"/>
-          <w:color w:val="333333"/>
-          <w:sz w:val="21"/>
-          <w:szCs w:val="21"/>
-        </w:rPr>
-        <w:t>.</w:t>
-      </w:r>
-      <w:r>
-        <w:rPr>
-          <w:rFonts w:ascii="Helvetica" w:hAnsi="Helvetica" w:cs="Helvetica"/>
-          <w:color w:val="333333"/>
-          <w:sz w:val="21"/>
-          <w:szCs w:val="21"/>
-        </w:rPr>
-        <w:t xml:space="preserve"> </w:t>
-      </w:r>
-      <w:r>
-        <w:rPr>
-          <w:rFonts w:ascii="Helvetica" w:hAnsi="Helvetica" w:cs="Helvetica"/>
-          <w:color w:val="333333"/>
-          <w:sz w:val="21"/>
-          <w:szCs w:val="21"/>
-        </w:rPr>
         <w:t>Seine samples used a fixed limit of 0.60–146.25</w:t>
       </w:r>
       <w:r>
@@ -1185,16 +1207,7 @@
           <w:sz w:val="21"/>
           <w:szCs w:val="21"/>
         </w:rPr>
-        <w:t xml:space="preserve"> </w:t>
-      </w:r>
-      <w:r>
-        <w:rPr>
-          <w:rFonts w:ascii="Helvetica" w:hAnsi="Helvetica" w:cs="Helvetica"/>
-          <w:color w:val="333333"/>
-          <w:sz w:val="21"/>
-          <w:szCs w:val="21"/>
-        </w:rPr>
-        <w:t>m</w:t>
+        <w:t xml:space="preserve"> m</w:t>
       </w:r>
       <w:r>
         <w:rPr>
@@ -1364,6 +1377,7 @@
         </w:rPr>
         <w:t>(</w:t>
       </w:r>
+      <w:proofErr w:type="spellStart"/>
       <w:proofErr w:type="gramEnd"/>
       <w:r>
         <w:rPr>
@@ -1387,6 +1401,7 @@
         </w:rPr>
         <w:t>p</w:t>
       </w:r>
+      <w:proofErr w:type="spellEnd"/>
       <w:r>
         <w:rPr>
           <w:rFonts w:ascii="Helvetica" w:hAnsi="Helvetica" w:cs="Helvetica"/>
@@ -1489,6 +1504,7 @@
         </w:rPr>
         <w:t xml:space="preserve"> = the observed count of each species, </w:t>
       </w:r>
+      <w:proofErr w:type="spellStart"/>
       <w:r>
         <w:rPr>
           <w:rFonts w:ascii="Helvetica" w:hAnsi="Helvetica" w:cs="Helvetica"/>
@@ -1511,6 +1527,7 @@
         </w:rPr>
         <w:t>p</w:t>
       </w:r>
+      <w:proofErr w:type="spellEnd"/>
       <w:r>
         <w:rPr>
           <w:rFonts w:ascii="Helvetica" w:hAnsi="Helvetica" w:cs="Helvetica"/>
@@ -2738,6 +2755,7 @@
         </w:rPr>
         <w:t xml:space="preserve">The dataset can be downloaded and accessed via the R package </w:t>
       </w:r>
+      <w:proofErr w:type="spellStart"/>
       <w:r>
         <w:rPr>
           <w:rFonts w:ascii="Helvetica" w:hAnsi="Helvetica" w:cs="Helvetica"/>
@@ -2747,6 +2765,7 @@
         </w:rPr>
         <w:t>deltafish</w:t>
       </w:r>
+      <w:proofErr w:type="spellEnd"/>
       <w:r>
         <w:rPr>
           <w:rFonts w:ascii="Helvetica" w:hAnsi="Helvetica" w:cs="Helvetica"/>
@@ -2844,7 +2863,43 @@
           <w:sz w:val="21"/>
           <w:szCs w:val="21"/>
         </w:rPr>
-        <w:t xml:space="preserve">Nguyen, </w:t>
+        <w:t>Nguyen,</w:t>
+      </w:r>
+      <w:r>
+        <w:rPr>
+          <w:rFonts w:ascii="Helvetica" w:hAnsi="Helvetica" w:cs="Helvetica"/>
+          <w:color w:val="333333"/>
+          <w:sz w:val="21"/>
+          <w:szCs w:val="21"/>
+        </w:rPr>
+        <w:t xml:space="preserve"> C. </w:t>
+      </w:r>
+      <w:r>
+        <w:rPr>
+          <w:rFonts w:ascii="Helvetica" w:hAnsi="Helvetica" w:cs="Helvetica"/>
+          <w:color w:val="333333"/>
+          <w:sz w:val="21"/>
+          <w:szCs w:val="21"/>
+        </w:rPr>
+        <w:t>Macfarlane</w:t>
+      </w:r>
+      <w:r>
+        <w:rPr>
+          <w:rFonts w:ascii="Helvetica" w:hAnsi="Helvetica" w:cs="Helvetica"/>
+          <w:color w:val="333333"/>
+          <w:sz w:val="21"/>
+          <w:szCs w:val="21"/>
+        </w:rPr>
+        <w:t>,</w:t>
+      </w:r>
+      <w:r>
+        <w:rPr>
+          <w:rFonts w:ascii="Helvetica" w:hAnsi="Helvetica" w:cs="Helvetica"/>
+          <w:color w:val="333333"/>
+          <w:sz w:val="21"/>
+          <w:szCs w:val="21"/>
+        </w:rPr>
+        <w:t xml:space="preserve"> </w:t>
       </w:r>
       <w:r>
         <w:rPr>
@@ -2889,7 +2944,7 @@
           <w:sz w:val="21"/>
           <w:szCs w:val="21"/>
         </w:rPr>
-        <w:t>4</w:t>
+        <w:t>6</w:t>
       </w:r>
       <w:r>
         <w:rPr>
@@ -2900,23 +2955,72 @@
         </w:rPr>
         <w:t xml:space="preserve">. </w:t>
       </w:r>
-      <w:r>
-        <w:rPr>
-          <w:rFonts w:ascii="Helvetica" w:hAnsi="Helvetica" w:cs="Helvetica"/>
-          <w:color w:val="333333"/>
-          <w:sz w:val="21"/>
-          <w:szCs w:val="21"/>
-        </w:rPr>
-        <w:t>LTMRdata: An R package to integrate data from 10 fish surveys in the San Francisco Estuary. v2.1.0</w:t>
-      </w:r>
-      <w:r>
-        <w:rPr>
-          <w:rFonts w:ascii="Helvetica" w:hAnsi="Helvetica" w:cs="Helvetica"/>
-          <w:color w:val="333333"/>
-          <w:sz w:val="21"/>
-          <w:szCs w:val="21"/>
-        </w:rPr>
-        <w:t>. Zenodo. doi:</w:t>
+      <w:proofErr w:type="spellStart"/>
+      <w:r>
+        <w:rPr>
+          <w:rFonts w:ascii="Helvetica" w:hAnsi="Helvetica" w:cs="Helvetica"/>
+          <w:color w:val="333333"/>
+          <w:sz w:val="21"/>
+          <w:szCs w:val="21"/>
+        </w:rPr>
+        <w:t>LTMRdata</w:t>
+      </w:r>
+      <w:proofErr w:type="spellEnd"/>
+      <w:r>
+        <w:rPr>
+          <w:rFonts w:ascii="Helvetica" w:hAnsi="Helvetica" w:cs="Helvetica"/>
+          <w:color w:val="333333"/>
+          <w:sz w:val="21"/>
+          <w:szCs w:val="21"/>
+        </w:rPr>
+        <w:t>: An R package to integrate data from 10 fish surveys in the San Francisco Estuary. v2.</w:t>
+      </w:r>
+      <w:r>
+        <w:rPr>
+          <w:rFonts w:ascii="Helvetica" w:hAnsi="Helvetica" w:cs="Helvetica"/>
+          <w:color w:val="333333"/>
+          <w:sz w:val="21"/>
+          <w:szCs w:val="21"/>
+        </w:rPr>
+        <w:t>2</w:t>
+      </w:r>
+      <w:r>
+        <w:rPr>
+          <w:rFonts w:ascii="Helvetica" w:hAnsi="Helvetica" w:cs="Helvetica"/>
+          <w:color w:val="333333"/>
+          <w:sz w:val="21"/>
+          <w:szCs w:val="21"/>
+        </w:rPr>
+        <w:t>.0</w:t>
+      </w:r>
+      <w:r>
+        <w:rPr>
+          <w:rFonts w:ascii="Helvetica" w:hAnsi="Helvetica" w:cs="Helvetica"/>
+          <w:color w:val="333333"/>
+          <w:sz w:val="21"/>
+          <w:szCs w:val="21"/>
+        </w:rPr>
+        <w:t xml:space="preserve">. </w:t>
+      </w:r>
+      <w:proofErr w:type="spellStart"/>
+      <w:r>
+        <w:rPr>
+          <w:rFonts w:ascii="Helvetica" w:hAnsi="Helvetica" w:cs="Helvetica"/>
+          <w:color w:val="333333"/>
+          <w:sz w:val="21"/>
+          <w:szCs w:val="21"/>
+        </w:rPr>
+        <w:t>Zenodo</w:t>
+      </w:r>
+      <w:proofErr w:type="spellEnd"/>
+      <w:r>
+        <w:rPr>
+          <w:rFonts w:ascii="Helvetica" w:hAnsi="Helvetica" w:cs="Helvetica"/>
+          <w:color w:val="333333"/>
+          <w:sz w:val="21"/>
+          <w:szCs w:val="21"/>
+        </w:rPr>
+        <w:t>. doi:</w:t>
       </w:r>
       <w:r>
         <w:rPr>
@@ -3019,8 +3123,19 @@
           <w:sz w:val="21"/>
           <w:szCs w:val="21"/>
         </w:rPr>
-        <w:t>the Tidyverse</w:t>
-      </w:r>
+        <w:t xml:space="preserve">the </w:t>
+      </w:r>
+      <w:proofErr w:type="spellStart"/>
+      <w:r>
+        <w:rPr>
+          <w:rFonts w:ascii="Helvetica" w:hAnsi="Helvetica" w:cs="Helvetica"/>
+          <w:color w:val="333333"/>
+          <w:sz w:val="21"/>
+          <w:szCs w:val="21"/>
+        </w:rPr>
+        <w:t>Tidyverse</w:t>
+      </w:r>
+      <w:proofErr w:type="spellEnd"/>
       <w:proofErr w:type="gramEnd"/>
       <w:r>
         <w:rPr>
@@ -3458,6 +3573,7 @@
   <w:style w:type="character" w:default="1" w:styleId="DefaultParagraphFont">
     <w:name w:val="Default Paragraph Font"/>
     <w:uiPriority w:val="1"/>
+    <w:semiHidden/>
     <w:unhideWhenUsed/>
   </w:style>
   <w:style w:type="table" w:default="1" w:styleId="TableNormal">

--- a/publication/metadata_templates/methods.docx
+++ b/publication/metadata_templates/methods.docx
@@ -2926,16 +2926,7 @@
           <w:sz w:val="21"/>
           <w:szCs w:val="21"/>
         </w:rPr>
-        <w:t>,</w:t>
-      </w:r>
-      <w:r>
-        <w:rPr>
-          <w:rFonts w:ascii="Helvetica" w:hAnsi="Helvetica" w:cs="Helvetica"/>
-          <w:color w:val="333333"/>
-          <w:sz w:val="21"/>
-          <w:szCs w:val="21"/>
-        </w:rPr>
-        <w:t xml:space="preserve"> J. W. Gaeta, L. Mitchell, and S. Khana. 202</w:t>
+        <w:t>, L. Mitchell, and S. Khana. 202</w:t>
       </w:r>
       <w:r>
         <w:rPr>
@@ -3029,7 +3020,7 @@
           <w:sz w:val="21"/>
           <w:szCs w:val="21"/>
         </w:rPr>
-        <w:t>10.5281/zenodo.13155050</w:t>
+        <w:t>10.5281/zenodo.22310579</w:t>
       </w:r>
     </w:p>
     <w:p>
@@ -3694,6 +3685,29 @@
     <w:basedOn w:val="DefaultParagraphFont"/>
     <w:rsid w:val="001F0353"/>
   </w:style>
+  <w:style w:type="character" w:styleId="Hyperlink">
+    <w:name w:val="Hyperlink"/>
+    <w:basedOn w:val="DefaultParagraphFont"/>
+    <w:uiPriority w:val="99"/>
+    <w:unhideWhenUsed/>
+    <w:rsid w:val="00170D36"/>
+    <w:rPr>
+      <w:color w:val="0000FF" w:themeColor="hyperlink"/>
+      <w:u w:val="single"/>
+    </w:rPr>
+  </w:style>
+  <w:style w:type="character" w:styleId="UnresolvedMention">
+    <w:name w:val="Unresolved Mention"/>
+    <w:basedOn w:val="DefaultParagraphFont"/>
+    <w:uiPriority w:val="99"/>
+    <w:semiHidden/>
+    <w:unhideWhenUsed/>
+    <w:rsid w:val="00170D36"/>
+    <w:rPr>
+      <w:color w:val="605E5C"/>
+      <w:shd w:val="clear" w:color="auto" w:fill="E1DFDD"/>
+    </w:rPr>
+  </w:style>
 </w:styles>
 </file>
 

--- a/publication/metadata_templates/methods.docx
+++ b/publication/metadata_templates/methods.docx
@@ -129,7 +129,25 @@
           <w:sz w:val="21"/>
           <w:szCs w:val="21"/>
         </w:rPr>
-        <w:t>.0 (Bashevkin et al. 202</w:t>
+        <w:t>.</w:t>
+      </w:r>
+      <w:r>
+        <w:rPr>
+          <w:rFonts w:ascii="Helvetica" w:hAnsi="Helvetica" w:cs="Helvetica"/>
+          <w:color w:val="333333"/>
+          <w:sz w:val="21"/>
+          <w:szCs w:val="21"/>
+        </w:rPr>
+        <w:t>1</w:t>
+      </w:r>
+      <w:r>
+        <w:rPr>
+          <w:rFonts w:ascii="Helvetica" w:hAnsi="Helvetica" w:cs="Helvetica"/>
+          <w:color w:val="333333"/>
+          <w:sz w:val="21"/>
+          <w:szCs w:val="21"/>
+        </w:rPr>
+        <w:t xml:space="preserve"> (Bashevkin et al. 202</w:t>
       </w:r>
       <w:r>
         <w:rPr>
@@ -2982,7 +3000,16 @@
           <w:sz w:val="21"/>
           <w:szCs w:val="21"/>
         </w:rPr>
-        <w:t>.0</w:t>
+        <w:t>.</w:t>
+      </w:r>
+      <w:r>
+        <w:rPr>
+          <w:rFonts w:ascii="Helvetica" w:hAnsi="Helvetica" w:cs="Helvetica"/>
+          <w:color w:val="333333"/>
+          <w:sz w:val="21"/>
+          <w:szCs w:val="21"/>
+        </w:rPr>
+        <w:t>1</w:t>
       </w:r>
       <w:r>
         <w:rPr>
@@ -3020,7 +3047,7 @@
           <w:sz w:val="21"/>
           <w:szCs w:val="21"/>
         </w:rPr>
-        <w:t>10.5281/zenodo.22310579</w:t>
+        <w:t>10.5281/zenodo.22682061</w:t>
       </w:r>
     </w:p>
     <w:p>
@@ -3564,7 +3591,6 @@
   <w:style w:type="character" w:default="1" w:styleId="DefaultParagraphFont">
     <w:name w:val="Default Paragraph Font"/>
     <w:uiPriority w:val="1"/>
-    <w:semiHidden/>
     <w:unhideWhenUsed/>
   </w:style>
   <w:style w:type="table" w:default="1" w:styleId="TableNormal">
